--- a/engine/modon_study/MODON_Bibliography_10-08-2026.docx
+++ b/engine/modon_study/MODON_Bibliography_10-08-2026.docx
@@ -4216,7 +4216,7 @@
           <w:color w:val="1C3A36"/>
           <w:sz w:val="19"/>
         </w:rPr>
-        <w:t>Every input the model consumes — 208 entries — with value, source and date, grouped by research layer. Values are AED million unless the label says otherwise.</w:t>
+        <w:t>Every input the model consumes — 214 entries — with value, source and date, grouped by research layer. Values are AED million unless the label says otherwise.</w:t>
       </w:r>
     </w:p>
     <w:p>
@@ -4429,7 +4429,7 @@
           <w:color w:val="1C3A36"/>
           <w:sz w:val="24"/>
         </w:rPr>
-        <w:t>Company layer — 148 inputs</w:t>
+        <w:t>Company layer — 152 inputs</w:t>
       </w:r>
     </w:p>
     <w:tbl>
@@ -4625,7 +4625,7 @@
                 <w:color w:val="1C3A36"/>
                 <w:sz w:val="14"/>
               </w:rPr>
-              <w:t>rev_fy23</w:t>
+              <w:t>limad_stake</w:t>
             </w:r>
           </w:p>
         </w:tc>
@@ -4643,7 +4643,7 @@
                 <w:color w:val="1C3A36"/>
                 <w:sz w:val="14"/>
               </w:rPr>
-              <w:t>994.293</w:t>
+              <w:t>0.8475</w:t>
             </w:r>
           </w:p>
         </w:tc>
@@ -4661,7 +4661,7 @@
                 <w:color w:val="1C3A36"/>
                 <w:sz w:val="14"/>
               </w:rPr>
-              <w:t>Consolidated statement of profit or loss (revenue from contracts 473.338 + rental 409.058 + dividends 111.897), Audited consolidated financial statements FY2023, Q Holding PSC, modon.com investor relations</w:t>
+              <w:t>L'imad Holding Company PJSC's holding, computed from the disclosed share count; the FY2025 results release rounds the same holding to 84.76% and both readings are published rather than one chosen. Audited consolidated financial statements FY2025, Modon Holding PSC, signed 18-Feb-2026, modon.com investor relations</w:t>
             </w:r>
           </w:p>
         </w:tc>
@@ -4679,7 +4679,7 @@
                 <w:color w:val="1C3A36"/>
                 <w:sz w:val="14"/>
               </w:rPr>
-              <w:t>2024-02-15</w:t>
+              <w:t>2026-02-18</w:t>
             </w:r>
           </w:p>
         </w:tc>
@@ -4698,7 +4698,7 @@
                 <w:color w:val="1C3A36"/>
                 <w:sz w:val="14"/>
               </w:rPr>
-              <w:t>rev_fy24</w:t>
+              <w:t>limad_stake_rounded</w:t>
             </w:r>
           </w:p>
         </w:tc>
@@ -4716,7 +4716,7 @@
                 <w:color w:val="1C3A36"/>
                 <w:sz w:val="14"/>
               </w:rPr>
-              <w:t>6,511.182</w:t>
+              <w:t>0.8476</w:t>
             </w:r>
           </w:p>
         </w:tc>
@@ -4734,7 +4734,7 @@
                 <w:color w:val="1C3A36"/>
                 <w:sz w:val="14"/>
               </w:rPr>
-              <w:t>Consolidated statement of profit or loss, FY2024 comparatives, Audited consolidated financial statements FY2025, Modon Holding PSC, signed 18-Feb-2026, modon.com investor relations</w:t>
+              <w:t>the same holding as the company announcement rounds it, published beside the computed figure rather than instead of it. Audited consolidated financial statements FY2025, Modon Holding PSC, signed 18-Feb-2026, modon.com investor relations</w:t>
             </w:r>
           </w:p>
         </w:tc>
@@ -4771,7 +4771,7 @@
                 <w:color w:val="1C3A36"/>
                 <w:sz w:val="14"/>
               </w:rPr>
-              <w:t>rev_fy25</w:t>
+              <w:t>rev_fy23</w:t>
             </w:r>
           </w:p>
         </w:tc>
@@ -4789,7 +4789,7 @@
                 <w:color w:val="1C3A36"/>
                 <w:sz w:val="14"/>
               </w:rPr>
-              <w:t>13,828.869</w:t>
+              <w:t>994.293</w:t>
             </w:r>
           </w:p>
         </w:tc>
@@ -4807,7 +4807,7 @@
                 <w:color w:val="1C3A36"/>
                 <w:sz w:val="14"/>
               </w:rPr>
-              <w:t>Consolidated statement of profit or loss, Audited consolidated financial statements FY2025, Modon Holding PSC, signed 18-Feb-2026, modon.com investor relations</w:t>
+              <w:t>Consolidated statement of profit or loss (revenue from contracts 473.338 + rental 409.058 + dividends 111.897), Audited consolidated financial statements FY2023, Q Holding PSC, modon.com investor relations</w:t>
             </w:r>
           </w:p>
         </w:tc>
@@ -4825,7 +4825,7 @@
                 <w:color w:val="1C3A36"/>
                 <w:sz w:val="14"/>
               </w:rPr>
-              <w:t>2026-02-18</w:t>
+              <w:t>2024-02-15</w:t>
             </w:r>
           </w:p>
         </w:tc>
@@ -4844,7 +4844,7 @@
                 <w:color w:val="1C3A36"/>
                 <w:sz w:val="14"/>
               </w:rPr>
-              <w:t>gp_fy24</w:t>
+              <w:t>rev_fy24</w:t>
             </w:r>
           </w:p>
         </w:tc>
@@ -4862,7 +4862,7 @@
                 <w:color w:val="1C3A36"/>
                 <w:sz w:val="14"/>
               </w:rPr>
-              <w:t>2,316.507</w:t>
+              <w:t>6,511.182</w:t>
             </w:r>
           </w:p>
         </w:tc>
@@ -4880,7 +4880,7 @@
                 <w:color w:val="1C3A36"/>
                 <w:sz w:val="14"/>
               </w:rPr>
-              <w:t>Gross profit, FY2024 comparatives, Audited consolidated financial statements FY2025, Modon Holding PSC, signed 18-Feb-2026, modon.com investor relations</w:t>
+              <w:t>Consolidated statement of profit or loss, FY2024 comparatives, Audited consolidated financial statements FY2025, Modon Holding PSC, signed 18-Feb-2026, modon.com investor relations</w:t>
             </w:r>
           </w:p>
         </w:tc>
@@ -4917,7 +4917,7 @@
                 <w:color w:val="1C3A36"/>
                 <w:sz w:val="14"/>
               </w:rPr>
-              <w:t>gp_fy25</w:t>
+              <w:t>rev_fy25</w:t>
             </w:r>
           </w:p>
         </w:tc>
@@ -4935,7 +4935,7 @@
                 <w:color w:val="1C3A36"/>
                 <w:sz w:val="14"/>
               </w:rPr>
-              <w:t>5,025.259</w:t>
+              <w:t>13,828.869</w:t>
             </w:r>
           </w:p>
         </w:tc>
@@ -4953,7 +4953,7 @@
                 <w:color w:val="1C3A36"/>
                 <w:sz w:val="14"/>
               </w:rPr>
-              <w:t>Gross profit, Audited consolidated financial statements FY2025, Modon Holding PSC, signed 18-Feb-2026, modon.com investor relations</w:t>
+              <w:t>Consolidated statement of profit or loss, Audited consolidated financial statements FY2025, Modon Holding PSC, signed 18-Feb-2026, modon.com investor relations</w:t>
             </w:r>
           </w:p>
         </w:tc>
@@ -4990,7 +4990,7 @@
                 <w:color w:val="1C3A36"/>
                 <w:sz w:val="14"/>
               </w:rPr>
-              <w:t>fin_inc_fy25</w:t>
+              <w:t>gp_fy24</w:t>
             </w:r>
           </w:p>
         </w:tc>
@@ -5008,7 +5008,7 @@
                 <w:color w:val="1C3A36"/>
                 <w:sz w:val="14"/>
               </w:rPr>
-              <w:t>262.923</w:t>
+              <w:t>2,316.507</w:t>
             </w:r>
           </w:p>
         </w:tc>
@@ -5026,7 +5026,7 @@
                 <w:color w:val="1C3A36"/>
                 <w:sz w:val="14"/>
               </w:rPr>
-              <w:t>Finance income note 9, Audited consolidated financial statements FY2025, Modon Holding PSC, signed 18-Feb-2026, modon.com investor relations</w:t>
+              <w:t>Gross profit, FY2024 comparatives, Audited consolidated financial statements FY2025, Modon Holding PSC, signed 18-Feb-2026, modon.com investor relations</w:t>
             </w:r>
           </w:p>
         </w:tc>
@@ -5063,7 +5063,7 @@
                 <w:color w:val="1C3A36"/>
                 <w:sz w:val="14"/>
               </w:rPr>
-              <w:t>fin_cost_fy25</w:t>
+              <w:t>gp_fy25</w:t>
             </w:r>
           </w:p>
         </w:tc>
@@ -5081,7 +5081,7 @@
                 <w:color w:val="1C3A36"/>
                 <w:sz w:val="14"/>
               </w:rPr>
-              <w:t>390.389</w:t>
+              <w:t>5,025.259</w:t>
             </w:r>
           </w:p>
         </w:tc>
@@ -5099,7 +5099,7 @@
                 <w:color w:val="1C3A36"/>
                 <w:sz w:val="14"/>
               </w:rPr>
-              <w:t>Finance costs note 10, Audited consolidated financial statements FY2025, Modon Holding PSC, signed 18-Feb-2026, modon.com investor relations</w:t>
+              <w:t>Gross profit, Audited consolidated financial statements FY2025, Modon Holding PSC, signed 18-Feb-2026, modon.com investor relations</w:t>
             </w:r>
           </w:p>
         </w:tc>
@@ -5136,7 +5136,7 @@
                 <w:color w:val="1C3A36"/>
                 <w:sz w:val="14"/>
               </w:rPr>
-              <w:t>fin_inc_fy24</w:t>
+              <w:t>fin_inc_fy25</w:t>
             </w:r>
           </w:p>
         </w:tc>
@@ -5154,7 +5154,7 @@
                 <w:color w:val="1C3A36"/>
                 <w:sz w:val="14"/>
               </w:rPr>
-              <w:t>126.776</w:t>
+              <w:t>262.923</w:t>
             </w:r>
           </w:p>
         </w:tc>
@@ -5172,7 +5172,7 @@
                 <w:color w:val="1C3A36"/>
                 <w:sz w:val="14"/>
               </w:rPr>
-              <w:t>Finance income, FY2024 comparatives, Audited consolidated financial statements FY2025, Modon Holding PSC, signed 18-Feb-2026, modon.com investor relations</w:t>
+              <w:t>Finance income note 9, Audited consolidated financial statements FY2025, Modon Holding PSC, signed 18-Feb-2026, modon.com investor relations</w:t>
             </w:r>
           </w:p>
         </w:tc>
@@ -5209,7 +5209,7 @@
                 <w:color w:val="1C3A36"/>
                 <w:sz w:val="14"/>
               </w:rPr>
-              <w:t>fin_cost_fy24</w:t>
+              <w:t>fin_cost_fy25</w:t>
             </w:r>
           </w:p>
         </w:tc>
@@ -5227,7 +5227,7 @@
                 <w:color w:val="1C3A36"/>
                 <w:sz w:val="14"/>
               </w:rPr>
-              <w:t>283.443</w:t>
+              <w:t>390.389</w:t>
             </w:r>
           </w:p>
         </w:tc>
@@ -5245,7 +5245,7 @@
                 <w:color w:val="1C3A36"/>
                 <w:sz w:val="14"/>
               </w:rPr>
-              <w:t>Finance costs, FY2024 comparatives, Audited consolidated financial statements FY2025, Modon Holding PSC, signed 18-Feb-2026, modon.com investor relations</w:t>
+              <w:t>Finance costs note 10, Audited consolidated financial statements FY2025, Modon Holding PSC, signed 18-Feb-2026, modon.com investor relations</w:t>
             </w:r>
           </w:p>
         </w:tc>
@@ -5282,7 +5282,7 @@
                 <w:color w:val="1C3A36"/>
                 <w:sz w:val="14"/>
               </w:rPr>
-              <w:t>assoc_fy25</w:t>
+              <w:t>fin_inc_fy24</w:t>
             </w:r>
           </w:p>
         </w:tc>
@@ -5300,7 +5300,7 @@
                 <w:color w:val="1C3A36"/>
                 <w:sz w:val="14"/>
               </w:rPr>
-              <w:t>263.592</w:t>
+              <w:t>126.776</w:t>
             </w:r>
           </w:p>
         </w:tc>
@@ -5318,7 +5318,7 @@
                 <w:color w:val="1C3A36"/>
                 <w:sz w:val="14"/>
               </w:rPr>
-              <w:t>Share of profit from associates and joint ventures note 17, Audited consolidated financial statements FY2025, Modon Holding PSC, signed 18-Feb-2026, modon.com investor relations</w:t>
+              <w:t>Finance income, FY2024 comparatives, Audited consolidated financial statements FY2025, Modon Holding PSC, signed 18-Feb-2026, modon.com investor relations</w:t>
             </w:r>
           </w:p>
         </w:tc>
@@ -5355,7 +5355,7 @@
                 <w:color w:val="1C3A36"/>
                 <w:sz w:val="14"/>
               </w:rPr>
-              <w:t>assoc_fy24</w:t>
+              <w:t>fin_cost_fy24</w:t>
             </w:r>
           </w:p>
         </w:tc>
@@ -5373,7 +5373,7 @@
                 <w:color w:val="1C3A36"/>
                 <w:sz w:val="14"/>
               </w:rPr>
-              <w:t>115.114</w:t>
+              <w:t>283.443</w:t>
             </w:r>
           </w:p>
         </w:tc>
@@ -5391,7 +5391,7 @@
                 <w:color w:val="1C3A36"/>
                 <w:sz w:val="14"/>
               </w:rPr>
-              <w:t>Share of profit from associates and JVs, FY2024 comparatives, Audited consolidated financial statements FY2025, Modon Holding PSC, signed 18-Feb-2026, modon.com investor relations</w:t>
+              <w:t>Finance costs, FY2024 comparatives, Audited consolidated financial statements FY2025, Modon Holding PSC, signed 18-Feb-2026, modon.com investor relations</w:t>
             </w:r>
           </w:p>
         </w:tc>
@@ -5428,7 +5428,7 @@
                 <w:color w:val="1C3A36"/>
                 <w:sz w:val="14"/>
               </w:rPr>
-              <w:t>ebt_fy25</w:t>
+              <w:t>assoc_fy25</w:t>
             </w:r>
           </w:p>
         </w:tc>
@@ -5446,7 +5446,7 @@
                 <w:color w:val="1C3A36"/>
                 <w:sz w:val="14"/>
               </w:rPr>
-              <w:t>4,421.195</w:t>
+              <w:t>263.592</w:t>
             </w:r>
           </w:p>
         </w:tc>
@@ -5464,7 +5464,7 @@
                 <w:color w:val="1C3A36"/>
                 <w:sz w:val="14"/>
               </w:rPr>
-              <w:t>Profit before tax incl. discontinued 0.182, Audited consolidated financial statements FY2025, Modon Holding PSC, signed 18-Feb-2026, modon.com investor relations</w:t>
+              <w:t>Share of profit from associates and joint ventures note 17, Audited consolidated financial statements FY2025, Modon Holding PSC, signed 18-Feb-2026, modon.com investor relations</w:t>
             </w:r>
           </w:p>
         </w:tc>
@@ -5501,7 +5501,7 @@
                 <w:color w:val="1C3A36"/>
                 <w:sz w:val="14"/>
               </w:rPr>
-              <w:t>ebt_fy24</w:t>
+              <w:t>assoc_fy24</w:t>
             </w:r>
           </w:p>
         </w:tc>
@@ -5519,7 +5519,7 @@
                 <w:color w:val="1C3A36"/>
                 <w:sz w:val="14"/>
               </w:rPr>
-              <w:t>9,488.267</w:t>
+              <w:t>115.114</w:t>
             </w:r>
           </w:p>
         </w:tc>
@@ -5537,7 +5537,7 @@
                 <w:color w:val="1C3A36"/>
                 <w:sz w:val="14"/>
               </w:rPr>
-              <w:t>Profit before tax incl. discontinued, FY2024 comparatives, Audited consolidated financial statements FY2025, Modon Holding PSC, signed 18-Feb-2026, modon.com investor relations</w:t>
+              <w:t>Share of profit from associates and JVs, FY2024 comparatives, Audited consolidated financial statements FY2025, Modon Holding PSC, signed 18-Feb-2026, modon.com investor relations</w:t>
             </w:r>
           </w:p>
         </w:tc>
@@ -5574,7 +5574,7 @@
                 <w:color w:val="1C3A36"/>
                 <w:sz w:val="14"/>
               </w:rPr>
-              <w:t>ebt_fy23</w:t>
+              <w:t>ebt_fy25</w:t>
             </w:r>
           </w:p>
         </w:tc>
@@ -5592,7 +5592,7 @@
                 <w:color w:val="1C3A36"/>
                 <w:sz w:val="14"/>
               </w:rPr>
-              <w:t>653.455</w:t>
+              <w:t>4,421.195</w:t>
             </w:r>
           </w:p>
         </w:tc>
@@ -5610,7 +5610,7 @@
                 <w:color w:val="1C3A36"/>
                 <w:sz w:val="14"/>
               </w:rPr>
-              <w:t>Profit before tax incl. discontinued 4.051, Audited consolidated financial statements FY2023, Q Holding PSC, modon.com investor relations</w:t>
+              <w:t>Profit before tax incl. discontinued 0.182, Audited consolidated financial statements FY2025, Modon Holding PSC, signed 18-Feb-2026, modon.com investor relations</w:t>
             </w:r>
           </w:p>
         </w:tc>
@@ -5628,7 +5628,7 @@
                 <w:color w:val="1C3A36"/>
                 <w:sz w:val="14"/>
               </w:rPr>
-              <w:t>2024-02-15</w:t>
+              <w:t>2026-02-18</w:t>
             </w:r>
           </w:p>
         </w:tc>
@@ -5647,7 +5647,7 @@
                 <w:color w:val="1C3A36"/>
                 <w:sz w:val="14"/>
               </w:rPr>
-              <w:t>tax_fy25</w:t>
+              <w:t>ebt_fy24</w:t>
             </w:r>
           </w:p>
         </w:tc>
@@ -5665,7 +5665,7 @@
                 <w:color w:val="1C3A36"/>
                 <w:sz w:val="14"/>
               </w:rPr>
-              <w:t>495.49</w:t>
+              <w:t>9,488.267</w:t>
             </w:r>
           </w:p>
         </w:tc>
@@ -5683,7 +5683,7 @@
                 <w:color w:val="1C3A36"/>
                 <w:sz w:val="14"/>
               </w:rPr>
-              <w:t>Income tax expense note 11 (incl. DMTT 350.356), Audited consolidated financial statements FY2025, Modon Holding PSC, signed 18-Feb-2026, modon.com investor relations</w:t>
+              <w:t>Profit before tax incl. discontinued, FY2024 comparatives, Audited consolidated financial statements FY2025, Modon Holding PSC, signed 18-Feb-2026, modon.com investor relations</w:t>
             </w:r>
           </w:p>
         </w:tc>
@@ -5720,7 +5720,7 @@
                 <w:color w:val="1C3A36"/>
                 <w:sz w:val="14"/>
               </w:rPr>
-              <w:t>tax_fy24</w:t>
+              <w:t>ebt_fy23</w:t>
             </w:r>
           </w:p>
         </w:tc>
@@ -5738,7 +5738,7 @@
                 <w:color w:val="1C3A36"/>
                 <w:sz w:val="14"/>
               </w:rPr>
-              <w:t>98.815</w:t>
+              <w:t>653.455</w:t>
             </w:r>
           </w:p>
         </w:tc>
@@ -5756,7 +5756,7 @@
                 <w:color w:val="1C3A36"/>
                 <w:sz w:val="14"/>
               </w:rPr>
-              <w:t>Income tax expense, FY2024 comparatives, Audited consolidated financial statements FY2025, Modon Holding PSC, signed 18-Feb-2026, modon.com investor relations</w:t>
+              <w:t>Profit before tax incl. discontinued 4.051, Audited consolidated financial statements FY2023, Q Holding PSC, modon.com investor relations</w:t>
             </w:r>
           </w:p>
         </w:tc>
@@ -5774,7 +5774,7 @@
                 <w:color w:val="1C3A36"/>
                 <w:sz w:val="14"/>
               </w:rPr>
-              <w:t>2026-02-18</w:t>
+              <w:t>2024-02-15</w:t>
             </w:r>
           </w:p>
         </w:tc>
@@ -5793,7 +5793,7 @@
                 <w:color w:val="1C3A36"/>
                 <w:sz w:val="14"/>
               </w:rPr>
-              <w:t>tax_fy23</w:t>
+              <w:t>tax_fy25</w:t>
             </w:r>
           </w:p>
         </w:tc>
@@ -5811,7 +5811,7 @@
                 <w:color w:val="1C3A36"/>
                 <w:sz w:val="14"/>
               </w:rPr>
-              <w:t>79.504</w:t>
+              <w:t>495.49</w:t>
             </w:r>
           </w:p>
         </w:tc>
@@ -5829,7 +5829,7 @@
                 <w:color w:val="1C3A36"/>
                 <w:sz w:val="14"/>
               </w:rPr>
-              <w:t>Income tax expense, Audited consolidated financial statements FY2023, Q Holding PSC, modon.com investor relations</w:t>
+              <w:t>Income tax expense note 11 (incl. DMTT 350.356), Audited consolidated financial statements FY2025, Modon Holding PSC, signed 18-Feb-2026, modon.com investor relations</w:t>
             </w:r>
           </w:p>
         </w:tc>
@@ -5847,7 +5847,7 @@
                 <w:color w:val="1C3A36"/>
                 <w:sz w:val="14"/>
               </w:rPr>
-              <w:t>2024-02-15</w:t>
+              <w:t>2026-02-18</w:t>
             </w:r>
           </w:p>
         </w:tc>
@@ -5866,7 +5866,7 @@
                 <w:color w:val="1C3A36"/>
                 <w:sz w:val="14"/>
               </w:rPr>
-              <w:t>pat_fy25</w:t>
+              <w:t>tax_fy24</w:t>
             </w:r>
           </w:p>
         </w:tc>
@@ -5884,7 +5884,7 @@
                 <w:color w:val="1C3A36"/>
                 <w:sz w:val="14"/>
               </w:rPr>
-              <w:t>3,925.705</w:t>
+              <w:t>98.815</w:t>
             </w:r>
           </w:p>
         </w:tc>
@@ -5902,7 +5902,7 @@
                 <w:color w:val="1C3A36"/>
                 <w:sz w:val="14"/>
               </w:rPr>
-              <w:t>Profit for the year, Audited consolidated financial statements FY2025, Modon Holding PSC, signed 18-Feb-2026, modon.com investor relations</w:t>
+              <w:t>Income tax expense, FY2024 comparatives, Audited consolidated financial statements FY2025, Modon Holding PSC, signed 18-Feb-2026, modon.com investor relations</w:t>
             </w:r>
           </w:p>
         </w:tc>
@@ -5939,7 +5939,7 @@
                 <w:color w:val="1C3A36"/>
                 <w:sz w:val="14"/>
               </w:rPr>
-              <w:t>pat_fy24</w:t>
+              <w:t>tax_fy23</w:t>
             </w:r>
           </w:p>
         </w:tc>
@@ -5957,7 +5957,7 @@
                 <w:color w:val="1C3A36"/>
                 <w:sz w:val="14"/>
               </w:rPr>
-              <w:t>9,389.452</w:t>
+              <w:t>79.504</w:t>
             </w:r>
           </w:p>
         </w:tc>
@@ -5975,7 +5975,7 @@
                 <w:color w:val="1C3A36"/>
                 <w:sz w:val="14"/>
               </w:rPr>
-              <w:t>Profit for the year, FY2024 comparatives, Audited consolidated financial statements FY2025, Modon Holding PSC, signed 18-Feb-2026, modon.com investor relations</w:t>
+              <w:t>Income tax expense, Audited consolidated financial statements FY2023, Q Holding PSC, modon.com investor relations</w:t>
             </w:r>
           </w:p>
         </w:tc>
@@ -5993,7 +5993,7 @@
                 <w:color w:val="1C3A36"/>
                 <w:sz w:val="14"/>
               </w:rPr>
-              <w:t>2026-02-18</w:t>
+              <w:t>2024-02-15</w:t>
             </w:r>
           </w:p>
         </w:tc>
@@ -6012,7 +6012,7 @@
                 <w:color w:val="1C3A36"/>
                 <w:sz w:val="14"/>
               </w:rPr>
-              <w:t>pat_fy23</w:t>
+              <w:t>pat_fy25</w:t>
             </w:r>
           </w:p>
         </w:tc>
@@ -6030,7 +6030,7 @@
                 <w:color w:val="1C3A36"/>
                 <w:sz w:val="14"/>
               </w:rPr>
-              <w:t>573.951</w:t>
+              <w:t>3,925.705</w:t>
             </w:r>
           </w:p>
         </w:tc>
@@ -6048,7 +6048,7 @@
                 <w:color w:val="1C3A36"/>
                 <w:sz w:val="14"/>
               </w:rPr>
-              <w:t>Profit for the year after tax, Audited consolidated financial statements FY2023, Q Holding PSC, modon.com investor relations</w:t>
+              <w:t>Profit for the year, Audited consolidated financial statements FY2025, Modon Holding PSC, signed 18-Feb-2026, modon.com investor relations</w:t>
             </w:r>
           </w:p>
         </w:tc>
@@ -6066,7 +6066,7 @@
                 <w:color w:val="1C3A36"/>
                 <w:sz w:val="14"/>
               </w:rPr>
-              <w:t>2024-02-15</w:t>
+              <w:t>2026-02-18</w:t>
             </w:r>
           </w:p>
         </w:tc>
@@ -6085,7 +6085,7 @@
                 <w:color w:val="1C3A36"/>
                 <w:sz w:val="14"/>
               </w:rPr>
-              <w:t>npa_fy25</w:t>
+              <w:t>pat_fy24</w:t>
             </w:r>
           </w:p>
         </w:tc>
@@ -6103,7 +6103,7 @@
                 <w:color w:val="1C3A36"/>
                 <w:sz w:val="14"/>
               </w:rPr>
-              <w:t>4,020.102</w:t>
+              <w:t>9,389.452</w:t>
             </w:r>
           </w:p>
         </w:tc>
@@ -6121,7 +6121,7 @@
                 <w:color w:val="1C3A36"/>
                 <w:sz w:val="14"/>
               </w:rPr>
-              <w:t>Profit attributable to owners of the Parent, Audited consolidated financial statements FY2025, Modon Holding PSC, signed 18-Feb-2026, modon.com investor relations</w:t>
+              <w:t>Profit for the year, FY2024 comparatives, Audited consolidated financial statements FY2025, Modon Holding PSC, signed 18-Feb-2026, modon.com investor relations</w:t>
             </w:r>
           </w:p>
         </w:tc>
@@ -6158,7 +6158,7 @@
                 <w:color w:val="1C3A36"/>
                 <w:sz w:val="14"/>
               </w:rPr>
-              <w:t>npa_fy24</w:t>
+              <w:t>pat_fy23</w:t>
             </w:r>
           </w:p>
         </w:tc>
@@ -6176,7 +6176,7 @@
                 <w:color w:val="1C3A36"/>
                 <w:sz w:val="14"/>
               </w:rPr>
-              <w:t>9,423.191</w:t>
+              <w:t>573.951</w:t>
             </w:r>
           </w:p>
         </w:tc>
@@ -6194,7 +6194,7 @@
                 <w:color w:val="1C3A36"/>
                 <w:sz w:val="14"/>
               </w:rPr>
-              <w:t>Profit attributable to owners, FY2024 comparatives, Audited consolidated financial statements FY2025, Modon Holding PSC, signed 18-Feb-2026, modon.com investor relations</w:t>
+              <w:t>Profit for the year after tax, Audited consolidated financial statements FY2023, Q Holding PSC, modon.com investor relations</w:t>
             </w:r>
           </w:p>
         </w:tc>
@@ -6212,7 +6212,7 @@
                 <w:color w:val="1C3A36"/>
                 <w:sz w:val="14"/>
               </w:rPr>
-              <w:t>2026-02-18</w:t>
+              <w:t>2024-02-15</w:t>
             </w:r>
           </w:p>
         </w:tc>
@@ -6231,7 +6231,7 @@
                 <w:color w:val="1C3A36"/>
                 <w:sz w:val="14"/>
               </w:rPr>
-              <w:t>npa_fy23</w:t>
+              <w:t>npa_fy25</w:t>
             </w:r>
           </w:p>
         </w:tc>
@@ -6249,7 +6249,7 @@
                 <w:color w:val="1C3A36"/>
                 <w:sz w:val="14"/>
               </w:rPr>
-              <w:t>461.269</w:t>
+              <w:t>4,020.102</w:t>
             </w:r>
           </w:p>
         </w:tc>
@@ -6267,7 +6267,7 @@
                 <w:color w:val="1C3A36"/>
                 <w:sz w:val="14"/>
               </w:rPr>
-              <w:t>Profit attributable to owners of the Parent, Audited consolidated financial statements FY2023, Q Holding PSC, modon.com investor relations</w:t>
+              <w:t>Profit attributable to owners of the Parent, Audited consolidated financial statements FY2025, Modon Holding PSC, signed 18-Feb-2026, modon.com investor relations</w:t>
             </w:r>
           </w:p>
         </w:tc>
@@ -6285,7 +6285,7 @@
                 <w:color w:val="1C3A36"/>
                 <w:sz w:val="14"/>
               </w:rPr>
-              <w:t>2024-02-15</w:t>
+              <w:t>2026-02-18</w:t>
             </w:r>
           </w:p>
         </w:tc>
@@ -6304,7 +6304,7 @@
                 <w:color w:val="1C3A36"/>
                 <w:sz w:val="14"/>
               </w:rPr>
-              <w:t>bargain_fy24</w:t>
+              <w:t>npa_fy24</w:t>
             </w:r>
           </w:p>
         </w:tc>
@@ -6322,7 +6322,7 @@
                 <w:color w:val="1C3A36"/>
                 <w:sz w:val="14"/>
               </w:rPr>
-              <w:t>9,192.243</w:t>
+              <w:t>9,423.191</w:t>
             </w:r>
           </w:p>
         </w:tc>
@@ -6340,7 +6340,7 @@
                 <w:color w:val="1C3A36"/>
                 <w:sz w:val="14"/>
               </w:rPr>
-              <w:t>Bargain purchase gain on acquisition of subsidiaries, note 4.2, FY2024 comparatives, Audited consolidated financial statements FY2025, Modon Holding PSC, signed 18-Feb-2026, modon.com investor relations</w:t>
+              <w:t>Profit attributable to owners, FY2024 comparatives, Audited consolidated financial statements FY2025, Modon Holding PSC, signed 18-Feb-2026, modon.com investor relations</w:t>
             </w:r>
           </w:p>
         </w:tc>
@@ -6377,7 +6377,7 @@
                 <w:color w:val="1C3A36"/>
                 <w:sz w:val="14"/>
               </w:rPr>
-              <w:t>dna_fy25</w:t>
+              <w:t>npa_fy23</w:t>
             </w:r>
           </w:p>
         </w:tc>
@@ -6395,7 +6395,7 @@
                 <w:color w:val="1C3A36"/>
                 <w:sz w:val="14"/>
               </w:rPr>
-              <w:t>610.483</w:t>
+              <w:t>461.269</w:t>
             </w:r>
           </w:p>
         </w:tc>
@@ -6413,7 +6413,7 @@
                 <w:color w:val="1C3A36"/>
                 <w:sz w:val="14"/>
               </w:rPr>
-              <w:t>Depreciation on PP&amp;E 468.264 + amortisation 76.645 + right-of-use depreciation 65.574, cash flow statement adjustments, Audited consolidated financial statements FY2025, Modon Holding PSC, signed 18-Feb-2026, modon.com investor relations</w:t>
+              <w:t>Profit attributable to owners of the Parent, Audited consolidated financial statements FY2023, Q Holding PSC, modon.com investor relations</w:t>
             </w:r>
           </w:p>
         </w:tc>
@@ -6431,7 +6431,7 @@
                 <w:color w:val="1C3A36"/>
                 <w:sz w:val="14"/>
               </w:rPr>
-              <w:t>2026-02-18</w:t>
+              <w:t>2024-02-15</w:t>
             </w:r>
           </w:p>
         </w:tc>
@@ -6450,7 +6450,7 @@
                 <w:color w:val="1C3A36"/>
                 <w:sz w:val="14"/>
               </w:rPr>
-              <w:t>dna_fy24</w:t>
+              <w:t>bargain_fy24</w:t>
             </w:r>
           </w:p>
         </w:tc>
@@ -6468,7 +6468,7 @@
                 <w:color w:val="1C3A36"/>
                 <w:sz w:val="14"/>
               </w:rPr>
-              <w:t>265.122</w:t>
+              <w:t>9,192.243</w:t>
             </w:r>
           </w:p>
         </w:tc>
@@ -6486,7 +6486,7 @@
                 <w:color w:val="1C3A36"/>
                 <w:sz w:val="14"/>
               </w:rPr>
-              <w:t>Same three lines, FY2024 comparatives, Audited consolidated financial statements FY2025, Modon Holding PSC, signed 18-Feb-2026, modon.com investor relations</w:t>
+              <w:t>Bargain purchase gain on acquisition of subsidiaries, note 4.2, FY2024 comparatives, Audited consolidated financial statements FY2025, Modon Holding PSC, signed 18-Feb-2026, modon.com investor relations</w:t>
             </w:r>
           </w:p>
         </w:tc>
@@ -6523,7 +6523,7 @@
                 <w:color w:val="1C3A36"/>
                 <w:sz w:val="14"/>
               </w:rPr>
-              <w:t>dna_fy23</w:t>
+              <w:t>dna_fy25</w:t>
             </w:r>
           </w:p>
         </w:tc>
@@ -6541,7 +6541,7 @@
                 <w:color w:val="1C3A36"/>
                 <w:sz w:val="14"/>
               </w:rPr>
-              <w:t>27.719</w:t>
+              <w:t>610.483</w:t>
             </w:r>
           </w:p>
         </w:tc>
@@ -6559,7 +6559,7 @@
                 <w:color w:val="1C3A36"/>
                 <w:sz w:val="14"/>
               </w:rPr>
-              <w:t>Depreciation and amortisation lines, cash flow statement, Audited consolidated financial statements FY2023, Q Holding PSC, modon.com investor relations</w:t>
+              <w:t>Depreciation on PP&amp;E 468.264 + amortisation 76.645 + right-of-use depreciation 65.574, cash flow statement adjustments, Audited consolidated financial statements FY2025, Modon Holding PSC, signed 18-Feb-2026, modon.com investor relations</w:t>
             </w:r>
           </w:p>
         </w:tc>
@@ -6577,7 +6577,7 @@
                 <w:color w:val="1C3A36"/>
                 <w:sz w:val="14"/>
               </w:rPr>
-              <w:t>2024-02-15</w:t>
+              <w:t>2026-02-18</w:t>
             </w:r>
           </w:p>
         </w:tc>
@@ -6596,7 +6596,7 @@
                 <w:color w:val="1C3A36"/>
                 <w:sz w:val="14"/>
               </w:rPr>
-              <w:t>ga_fy25</w:t>
+              <w:t>dna_fy24</w:t>
             </w:r>
           </w:p>
         </w:tc>
@@ -6614,7 +6614,7 @@
                 <w:color w:val="1C3A36"/>
                 <w:sz w:val="14"/>
               </w:rPr>
-              <w:t>1,547.476</w:t>
+              <w:t>265.122</w:t>
             </w:r>
           </w:p>
         </w:tc>
@@ -6632,7 +6632,7 @@
                 <w:color w:val="1C3A36"/>
                 <w:sz w:val="14"/>
               </w:rPr>
-              <w:t>General and administrative expenses note 7, Audited consolidated financial statements FY2025, Modon Holding PSC, signed 18-Feb-2026, modon.com investor relations</w:t>
+              <w:t>Same three lines, FY2024 comparatives, Audited consolidated financial statements FY2025, Modon Holding PSC, signed 18-Feb-2026, modon.com investor relations</w:t>
             </w:r>
           </w:p>
         </w:tc>
@@ -6669,7 +6669,7 @@
                 <w:color w:val="1C3A36"/>
                 <w:sz w:val="14"/>
               </w:rPr>
-              <w:t>sm_fy25</w:t>
+              <w:t>dna_fy23</w:t>
             </w:r>
           </w:p>
         </w:tc>
@@ -6687,7 +6687,7 @@
                 <w:color w:val="1C3A36"/>
                 <w:sz w:val="14"/>
               </w:rPr>
-              <w:t>266.211</w:t>
+              <w:t>27.719</w:t>
             </w:r>
           </w:p>
         </w:tc>
@@ -6705,7 +6705,7 @@
                 <w:color w:val="1C3A36"/>
                 <w:sz w:val="14"/>
               </w:rPr>
-              <w:t>Selling and marketing expenses, Audited consolidated financial statements FY2025, Modon Holding PSC, signed 18-Feb-2026, modon.com investor relations</w:t>
+              <w:t>Depreciation and amortisation lines, cash flow statement, Audited consolidated financial statements FY2023, Q Holding PSC, modon.com investor relations</w:t>
             </w:r>
           </w:p>
         </w:tc>
@@ -6723,7 +6723,7 @@
                 <w:color w:val="1C3A36"/>
                 <w:sz w:val="14"/>
               </w:rPr>
-              <w:t>2026-02-18</w:t>
+              <w:t>2024-02-15</w:t>
             </w:r>
           </w:p>
         </w:tc>
@@ -6742,7 +6742,7 @@
                 <w:color w:val="1C3A36"/>
                 <w:sz w:val="14"/>
               </w:rPr>
-              <w:t>invinc_fy25</w:t>
+              <w:t>ga_fy25</w:t>
             </w:r>
           </w:p>
         </w:tc>
@@ -6760,7 +6760,7 @@
                 <w:color w:val="1C3A36"/>
                 <w:sz w:val="14"/>
               </w:rPr>
-              <w:t>338.26</w:t>
+              <w:t>1,547.476</w:t>
             </w:r>
           </w:p>
         </w:tc>
@@ -6778,7 +6778,7 @@
                 <w:color w:val="1C3A36"/>
                 <w:sz w:val="14"/>
               </w:rPr>
-              <w:t>Investment and other income note 8, Audited consolidated financial statements FY2025, Modon Holding PSC, signed 18-Feb-2026, modon.com investor relations</w:t>
+              <w:t>General and administrative expenses note 7, Audited consolidated financial statements FY2025, Modon Holding PSC, signed 18-Feb-2026, modon.com investor relations</w:t>
             </w:r>
           </w:p>
         </w:tc>
@@ -6815,7 +6815,7 @@
                 <w:color w:val="1C3A36"/>
                 <w:sz w:val="14"/>
               </w:rPr>
-              <w:t>fv_ip_fy25</w:t>
+              <w:t>sm_fy25</w:t>
             </w:r>
           </w:p>
         </w:tc>
@@ -6833,7 +6833,7 @@
                 <w:color w:val="1C3A36"/>
                 <w:sz w:val="14"/>
               </w:rPr>
-              <w:t>343.426</w:t>
+              <w:t>266.211</w:t>
             </w:r>
           </w:p>
         </w:tc>
@@ -6851,7 +6851,7 @@
                 <w:color w:val="1C3A36"/>
                 <w:sz w:val="14"/>
               </w:rPr>
-              <w:t>Fair value gain on revaluation of investment properties note 16, Audited consolidated financial statements FY2025, Modon Holding PSC, signed 18-Feb-2026, modon.com investor relations</w:t>
+              <w:t>Selling and marketing expenses, Audited consolidated financial statements FY2025, Modon Holding PSC, signed 18-Feb-2026, modon.com investor relations</w:t>
             </w:r>
           </w:p>
         </w:tc>
@@ -6888,7 +6888,7 @@
                 <w:color w:val="1C3A36"/>
                 <w:sz w:val="14"/>
               </w:rPr>
-              <w:t>fv_fvtpl_fy25</w:t>
+              <w:t>invinc_fy25</w:t>
             </w:r>
           </w:p>
         </w:tc>
@@ -6906,7 +6906,7 @@
                 <w:color w:val="1C3A36"/>
                 <w:sz w:val="14"/>
               </w:rPr>
-              <w:t>221.952</w:t>
+              <w:t>338.26</w:t>
             </w:r>
           </w:p>
         </w:tc>
@@ -6924,7 +6924,7 @@
                 <w:color w:val="1C3A36"/>
                 <w:sz w:val="14"/>
               </w:rPr>
-              <w:t>Change in fair value of investments at FVTPL note 18, Audited consolidated financial statements FY2025, Modon Holding PSC, signed 18-Feb-2026, modon.com investor relations</w:t>
+              <w:t>Investment and other income note 8, Audited consolidated financial statements FY2025, Modon Holding PSC, signed 18-Feb-2026, modon.com investor relations</w:t>
             </w:r>
           </w:p>
         </w:tc>
@@ -6961,7 +6961,7 @@
                 <w:color w:val="1C3A36"/>
                 <w:sz w:val="14"/>
               </w:rPr>
-              <w:t>disp_assoc_fy25</w:t>
+              <w:t>fv_ip_fy25</w:t>
             </w:r>
           </w:p>
         </w:tc>
@@ -6979,7 +6979,7 @@
                 <w:color w:val="1C3A36"/>
                 <w:sz w:val="14"/>
               </w:rPr>
-              <w:t>169.677</w:t>
+              <w:t>343.426</w:t>
             </w:r>
           </w:p>
         </w:tc>
@@ -6997,7 +6997,7 @@
                 <w:color w:val="1C3A36"/>
                 <w:sz w:val="14"/>
               </w:rPr>
-              <w:t>Gain on disposal of an associate note 17(ii), Audited consolidated financial statements FY2025, Modon Holding PSC, signed 18-Feb-2026, modon.com investor relations</w:t>
+              <w:t>Fair value gain on revaluation of investment properties note 16, Audited consolidated financial statements FY2025, Modon Holding PSC, signed 18-Feb-2026, modon.com investor relations</w:t>
             </w:r>
           </w:p>
         </w:tc>
@@ -7034,7 +7034,7 @@
                 <w:color w:val="1C3A36"/>
                 <w:sz w:val="14"/>
               </w:rPr>
-              <w:t>fin_net_fy23</w:t>
+              <w:t>fv_fvtpl_fy25</w:t>
             </w:r>
           </w:p>
         </w:tc>
@@ -7052,7 +7052,7 @@
                 <w:color w:val="1C3A36"/>
                 <w:sz w:val="14"/>
               </w:rPr>
-              <w:t>8.518</w:t>
+              <w:t>221.952</w:t>
             </w:r>
           </w:p>
         </w:tc>
@@ -7070,7 +7070,7 @@
                 <w:color w:val="1C3A36"/>
                 <w:sz w:val="14"/>
               </w:rPr>
-              <w:t>Finance income (costs), net, note 10, Audited consolidated financial statements FY2023, Q Holding PSC, modon.com investor relations</w:t>
+              <w:t>Change in fair value of investments at FVTPL note 18, Audited consolidated financial statements FY2025, Modon Holding PSC, signed 18-Feb-2026, modon.com investor relations</w:t>
             </w:r>
           </w:p>
         </w:tc>
@@ -7088,7 +7088,7 @@
                 <w:color w:val="1C3A36"/>
                 <w:sz w:val="14"/>
               </w:rPr>
-              <w:t>2024-02-15</w:t>
+              <w:t>2026-02-18</w:t>
             </w:r>
           </w:p>
         </w:tc>
@@ -7107,6 +7107,152 @@
                 <w:color w:val="1C3A36"/>
                 <w:sz w:val="14"/>
               </w:rPr>
+              <w:t>disp_assoc_fy25</w:t>
+            </w:r>
+          </w:p>
+        </w:tc>
+        <w:tc>
+          <w:tcPr>
+            <w:tcW w:type="dxa" w:w="1656"/>
+          </w:tcPr>
+          <w:p>
+            <w:pPr>
+              <w:spacing w:after="20"/>
+              <w:jc w:val="right"/>
+            </w:pPr>
+            <w:r>
+              <w:rPr>
+                <w:color w:val="1C3A36"/>
+                <w:sz w:val="14"/>
+              </w:rPr>
+              <w:t>169.677</w:t>
+            </w:r>
+          </w:p>
+        </w:tc>
+        <w:tc>
+          <w:tcPr>
+            <w:tcW w:type="dxa" w:w="5616"/>
+          </w:tcPr>
+          <w:p>
+            <w:pPr>
+              <w:spacing w:after="20"/>
+              <w:jc w:val="right"/>
+            </w:pPr>
+            <w:r>
+              <w:rPr>
+                <w:color w:val="1C3A36"/>
+                <w:sz w:val="14"/>
+              </w:rPr>
+              <w:t>Gain on disposal of an associate note 17(ii), Audited consolidated financial statements FY2025, Modon Holding PSC, signed 18-Feb-2026, modon.com investor relations</w:t>
+            </w:r>
+          </w:p>
+        </w:tc>
+        <w:tc>
+          <w:tcPr>
+            <w:tcW w:type="dxa" w:w="1080"/>
+          </w:tcPr>
+          <w:p>
+            <w:pPr>
+              <w:spacing w:after="20"/>
+              <w:jc w:val="right"/>
+            </w:pPr>
+            <w:r>
+              <w:rPr>
+                <w:color w:val="1C3A36"/>
+                <w:sz w:val="14"/>
+              </w:rPr>
+              <w:t>2026-02-18</w:t>
+            </w:r>
+          </w:p>
+        </w:tc>
+      </w:tr>
+      <w:tr>
+        <w:tc>
+          <w:tcPr>
+            <w:tcW w:type="dxa" w:w="1800"/>
+          </w:tcPr>
+          <w:p>
+            <w:pPr>
+              <w:spacing w:after="20"/>
+            </w:pPr>
+            <w:r>
+              <w:rPr>
+                <w:color w:val="1C3A36"/>
+                <w:sz w:val="14"/>
+              </w:rPr>
+              <w:t>fin_net_fy23</w:t>
+            </w:r>
+          </w:p>
+        </w:tc>
+        <w:tc>
+          <w:tcPr>
+            <w:tcW w:type="dxa" w:w="1656"/>
+          </w:tcPr>
+          <w:p>
+            <w:pPr>
+              <w:spacing w:after="20"/>
+              <w:jc w:val="right"/>
+            </w:pPr>
+            <w:r>
+              <w:rPr>
+                <w:color w:val="1C3A36"/>
+                <w:sz w:val="14"/>
+              </w:rPr>
+              <w:t>8.518</w:t>
+            </w:r>
+          </w:p>
+        </w:tc>
+        <w:tc>
+          <w:tcPr>
+            <w:tcW w:type="dxa" w:w="5616"/>
+          </w:tcPr>
+          <w:p>
+            <w:pPr>
+              <w:spacing w:after="20"/>
+              <w:jc w:val="right"/>
+            </w:pPr>
+            <w:r>
+              <w:rPr>
+                <w:color w:val="1C3A36"/>
+                <w:sz w:val="14"/>
+              </w:rPr>
+              <w:t>Finance income (costs), net, note 10, Audited consolidated financial statements FY2023, Q Holding PSC, modon.com investor relations</w:t>
+            </w:r>
+          </w:p>
+        </w:tc>
+        <w:tc>
+          <w:tcPr>
+            <w:tcW w:type="dxa" w:w="1080"/>
+          </w:tcPr>
+          <w:p>
+            <w:pPr>
+              <w:spacing w:after="20"/>
+              <w:jc w:val="right"/>
+            </w:pPr>
+            <w:r>
+              <w:rPr>
+                <w:color w:val="1C3A36"/>
+                <w:sz w:val="14"/>
+              </w:rPr>
+              <w:t>2024-02-15</w:t>
+            </w:r>
+          </w:p>
+        </w:tc>
+      </w:tr>
+      <w:tr>
+        <w:tc>
+          <w:tcPr>
+            <w:tcW w:type="dxa" w:w="1800"/>
+          </w:tcPr>
+          <w:p>
+            <w:pPr>
+              <w:spacing w:after="20"/>
+            </w:pPr>
+            <w:r>
+              <w:rPr>
+                <w:color w:val="1C3A36"/>
+                <w:sz w:val="14"/>
+              </w:rPr>
               <w:t>assoc_fy23</w:t>
             </w:r>
           </w:p>
@@ -7162,6 +7308,152 @@
                 <w:sz w:val="14"/>
               </w:rPr>
               <w:t>2024-02-15</w:t>
+            </w:r>
+          </w:p>
+        </w:tc>
+      </w:tr>
+      <w:tr>
+        <w:tc>
+          <w:tcPr>
+            <w:tcW w:type="dxa" w:w="1800"/>
+          </w:tcPr>
+          <w:p>
+            <w:pPr>
+              <w:spacing w:after="20"/>
+            </w:pPr>
+            <w:r>
+              <w:rPr>
+                <w:color w:val="1C3A36"/>
+                <w:sz w:val="14"/>
+              </w:rPr>
+              <w:t>adj_ebitda_fy25_release</w:t>
+            </w:r>
+          </w:p>
+        </w:tc>
+        <w:tc>
+          <w:tcPr>
+            <w:tcW w:type="dxa" w:w="1656"/>
+          </w:tcPr>
+          <w:p>
+            <w:pPr>
+              <w:spacing w:after="20"/>
+              <w:jc w:val="right"/>
+            </w:pPr>
+            <w:r>
+              <w:rPr>
+                <w:color w:val="1C3A36"/>
+                <w:sz w:val="14"/>
+              </w:rPr>
+              <w:t>4,900</w:t>
+            </w:r>
+          </w:p>
+        </w:tc>
+        <w:tc>
+          <w:tcPr>
+            <w:tcW w:type="dxa" w:w="5616"/>
+          </w:tcPr>
+          <w:p>
+            <w:pPr>
+              <w:spacing w:after="20"/>
+              <w:jc w:val="right"/>
+            </w:pPr>
+            <w:r>
+              <w:rPr>
+                <w:color w:val="1C3A36"/>
+                <w:sz w:val="14"/>
+              </w:rPr>
+              <w:t>Group adjusted EBITDA as the FY2025 results release states it, AED 4.9bn. Modon FY2025 results announcement, modon.com media centre, 18-Feb-2026</w:t>
+            </w:r>
+          </w:p>
+        </w:tc>
+        <w:tc>
+          <w:tcPr>
+            <w:tcW w:type="dxa" w:w="1080"/>
+          </w:tcPr>
+          <w:p>
+            <w:pPr>
+              <w:spacing w:after="20"/>
+              <w:jc w:val="right"/>
+            </w:pPr>
+            <w:r>
+              <w:rPr>
+                <w:color w:val="1C3A36"/>
+                <w:sz w:val="14"/>
+              </w:rPr>
+              <w:t>2026-02-18</w:t>
+            </w:r>
+          </w:p>
+        </w:tc>
+      </w:tr>
+      <w:tr>
+        <w:tc>
+          <w:tcPr>
+            <w:tcW w:type="dxa" w:w="1800"/>
+          </w:tcPr>
+          <w:p>
+            <w:pPr>
+              <w:spacing w:after="20"/>
+            </w:pPr>
+            <w:r>
+              <w:rPr>
+                <w:color w:val="1C3A36"/>
+                <w:sz w:val="14"/>
+              </w:rPr>
+              <w:t>adj_ebitda_margin_release</w:t>
+            </w:r>
+          </w:p>
+        </w:tc>
+        <w:tc>
+          <w:tcPr>
+            <w:tcW w:type="dxa" w:w="1656"/>
+          </w:tcPr>
+          <w:p>
+            <w:pPr>
+              <w:spacing w:after="20"/>
+              <w:jc w:val="right"/>
+            </w:pPr>
+            <w:r>
+              <w:rPr>
+                <w:color w:val="1C3A36"/>
+                <w:sz w:val="14"/>
+              </w:rPr>
+              <w:t>0.352</w:t>
+            </w:r>
+          </w:p>
+        </w:tc>
+        <w:tc>
+          <w:tcPr>
+            <w:tcW w:type="dxa" w:w="5616"/>
+          </w:tcPr>
+          <w:p>
+            <w:pPr>
+              <w:spacing w:after="20"/>
+              <w:jc w:val="right"/>
+            </w:pPr>
+            <w:r>
+              <w:rPr>
+                <w:color w:val="1C3A36"/>
+                <w:sz w:val="14"/>
+              </w:rPr>
+              <w:t>the adjusted EBITDA margin as the FY2025 results release states it. NOT derivable from this study's registered revenue -- 4,900 over 13,828.869 is 35.4% -- so the company computes it on a base this study does not carry, and the release figure is recorded rather than reconstructed. Modon FY2025 results announcement, modon.com media centre, 18-Feb-2026</w:t>
+            </w:r>
+          </w:p>
+        </w:tc>
+        <w:tc>
+          <w:tcPr>
+            <w:tcW w:type="dxa" w:w="1080"/>
+          </w:tcPr>
+          <w:p>
+            <w:pPr>
+              <w:spacing w:after="20"/>
+              <w:jc w:val="right"/>
+            </w:pPr>
+            <w:r>
+              <w:rPr>
+                <w:color w:val="1C3A36"/>
+                <w:sz w:val="14"/>
+              </w:rPr>
+              <w:t>2026-02-18</w:t>
             </w:r>
           </w:p>
         </w:tc>
@@ -16540,7 +16832,7 @@
           <w:color w:val="1C3A36"/>
           <w:sz w:val="24"/>
         </w:rPr>
-        <w:t>House layer — 48 inputs</w:t>
+        <w:t>House layer — 50 inputs</w:t>
       </w:r>
     </w:p>
     <w:tbl>
@@ -16645,6 +16937,152 @@
                 <w:sz w:val="14"/>
               </w:rPr>
               <w:t>Date</w:t>
+            </w:r>
+          </w:p>
+        </w:tc>
+      </w:tr>
+      <w:tr>
+        <w:tc>
+          <w:tcPr>
+            <w:tcW w:type="dxa" w:w="1800"/>
+          </w:tcPr>
+          <w:p>
+            <w:pPr>
+              <w:spacing w:after="20"/>
+            </w:pPr>
+            <w:r>
+              <w:rPr>
+                <w:color w:val="1C3A36"/>
+                <w:sz w:val="14"/>
+              </w:rPr>
+              <w:t>ke_rev2_published</w:t>
+            </w:r>
+          </w:p>
+        </w:tc>
+        <w:tc>
+          <w:tcPr>
+            <w:tcW w:type="dxa" w:w="1656"/>
+          </w:tcPr>
+          <w:p>
+            <w:pPr>
+              <w:spacing w:after="20"/>
+              <w:jc w:val="right"/>
+            </w:pPr>
+            <w:r>
+              <w:rPr>
+                <w:color w:val="1C3A36"/>
+                <w:sz w:val="14"/>
+              </w:rPr>
+              <w:t>0.0908</w:t>
+            </w:r>
+          </w:p>
+        </w:tc>
+        <w:tc>
+          <w:tcPr>
+            <w:tcW w:type="dxa" w:w="5616"/>
+          </w:tcPr>
+          <w:p>
+            <w:pPr>
+              <w:spacing w:after="20"/>
+              <w:jc w:val="right"/>
+            </w:pPr>
+            <w:r>
+              <w:rPr>
+                <w:color w:val="1C3A36"/>
+                <w:sz w:val="14"/>
+              </w:rPr>
+              <w:t>Cost of equity as revision 2 published it, on the composite-index beta this study has since replaced. Superseded; recorded so the change can be stated without typing the old number.</w:t>
+            </w:r>
+          </w:p>
+        </w:tc>
+        <w:tc>
+          <w:tcPr>
+            <w:tcW w:type="dxa" w:w="1080"/>
+          </w:tcPr>
+          <w:p>
+            <w:pPr>
+              <w:spacing w:after="20"/>
+              <w:jc w:val="right"/>
+            </w:pPr>
+            <w:r>
+              <w:rPr>
+                <w:color w:val="1C3A36"/>
+                <w:sz w:val="14"/>
+              </w:rPr>
+              <w:t>2026-08-10</w:t>
+            </w:r>
+          </w:p>
+        </w:tc>
+      </w:tr>
+      <w:tr>
+        <w:tc>
+          <w:tcPr>
+            <w:tcW w:type="dxa" w:w="1800"/>
+          </w:tcPr>
+          <w:p>
+            <w:pPr>
+              <w:spacing w:after="20"/>
+            </w:pPr>
+            <w:r>
+              <w:rPr>
+                <w:color w:val="1C3A36"/>
+                <w:sz w:val="14"/>
+              </w:rPr>
+              <w:t>central_rev2_published</w:t>
+            </w:r>
+          </w:p>
+        </w:tc>
+        <w:tc>
+          <w:tcPr>
+            <w:tcW w:type="dxa" w:w="1656"/>
+          </w:tcPr>
+          <w:p>
+            <w:pPr>
+              <w:spacing w:after="20"/>
+              <w:jc w:val="right"/>
+            </w:pPr>
+            <w:r>
+              <w:rPr>
+                <w:color w:val="1C3A36"/>
+                <w:sz w:val="14"/>
+              </w:rPr>
+              <w:t>3.38</w:t>
+            </w:r>
+          </w:p>
+        </w:tc>
+        <w:tc>
+          <w:tcPr>
+            <w:tcW w:type="dxa" w:w="5616"/>
+          </w:tcPr>
+          <w:p>
+            <w:pPr>
+              <w:spacing w:after="20"/>
+              <w:jc w:val="right"/>
+            </w:pPr>
+            <w:r>
+              <w:rPr>
+                <w:color w:val="1C3A36"/>
+                <w:sz w:val="14"/>
+              </w:rPr>
+              <w:t>The weighted central as revision 2 published it, on the composite-index beta. Superseded; recorded for the same reason.</w:t>
+            </w:r>
+          </w:p>
+        </w:tc>
+        <w:tc>
+          <w:tcPr>
+            <w:tcW w:type="dxa" w:w="1080"/>
+          </w:tcPr>
+          <w:p>
+            <w:pPr>
+              <w:spacing w:after="20"/>
+              <w:jc w:val="right"/>
+            </w:pPr>
+            <w:r>
+              <w:rPr>
+                <w:color w:val="1C3A36"/>
+                <w:sz w:val="14"/>
+              </w:rPr>
+              <w:t>2026-08-10</w:t>
             </w:r>
           </w:p>
         </w:tc>

--- a/engine/modon_study/MODON_Bibliography_10-08-2026.docx
+++ b/engine/modon_study/MODON_Bibliography_10-08-2026.docx
@@ -4216,7 +4216,7 @@
           <w:color w:val="1C3A36"/>
           <w:sz w:val="19"/>
         </w:rPr>
-        <w:t>Every input the model consumes — 214 entries — with value, source and date, grouped by research layer. Values are AED million unless the label says otherwise.</w:t>
+        <w:t>Every input the model consumes — 215 entries — with value, source and date, grouped by research layer. Values are AED million unless the label says otherwise.</w:t>
       </w:r>
     </w:p>
     <w:p>
@@ -4429,7 +4429,7 @@
           <w:color w:val="1C3A36"/>
           <w:sz w:val="24"/>
         </w:rPr>
-        <w:t>Company layer — 152 inputs</w:t>
+        <w:t>Company layer — 153 inputs</w:t>
       </w:r>
     </w:p>
     <w:tbl>
@@ -15192,6 +15192,79 @@
                 <w:sz w:val="14"/>
               </w:rPr>
               <w:t>2026-08-10</w:t>
+            </w:r>
+          </w:p>
+        </w:tc>
+      </w:tr>
+      <w:tr>
+        <w:tc>
+          <w:tcPr>
+            <w:tcW w:type="dxa" w:w="1800"/>
+          </w:tcPr>
+          <w:p>
+            <w:pPr>
+              <w:spacing w:after="20"/>
+            </w:pPr>
+            <w:r>
+              <w:rPr>
+                <w:color w:val="1C3A36"/>
+                <w:sz w:val="14"/>
+              </w:rPr>
+              <w:t>asset_life_years</w:t>
+            </w:r>
+          </w:p>
+        </w:tc>
+        <w:tc>
+          <w:tcPr>
+            <w:tcW w:type="dxa" w:w="1656"/>
+          </w:tcPr>
+          <w:p>
+            <w:pPr>
+              <w:spacing w:after="20"/>
+              <w:jc w:val="right"/>
+            </w:pPr>
+            <w:r>
+              <w:rPr>
+                <w:color w:val="1C3A36"/>
+                <w:sz w:val="14"/>
+              </w:rPr>
+              <w:t>50</w:t>
+            </w:r>
+          </w:p>
+        </w:tc>
+        <w:tc>
+          <w:tcPr>
+            <w:tcW w:type="dxa" w:w="5616"/>
+          </w:tcPr>
+          <w:p>
+            <w:pPr>
+              <w:spacing w:after="20"/>
+              <w:jc w:val="right"/>
+            </w:pPr>
+            <w:r>
+              <w:rPr>
+                <w:color w:val="1C3A36"/>
+                <w:sz w:val="14"/>
+              </w:rPr>
+              <w:t>The LONGEST useful life the company discloses — buildings, from the property, plant and equipment accounting policy in the FY2025 consolidated statements, which gives plant 40 years, buildings 2 to 50, machinery and equipment 3 to 4, vehicles 3 to 5, office and computer equipment 2 to 5, furniture and fixtures 2 to 5, leasehold improvements the lower of the lease term or 10, and other assets 5. A WEIGHTED life CANNOT be derived here and none is invented: the note's own columns combine land with buildings (73% of gross cost, and land is not depreciated at all) and plant with machinery (a more than tenfold spread), and the charge-implied route is closed by AED 832mn of assets acquired through business combinations during the year. So the LONGEST disclosed life is taken DELIBERATELY, because it produces the LARGEST maintenance charge and therefore the LOWEST terminal of any life in the note — and the whole disclosed range is published beside it: every life from 2 to 50 years puts the terminal between 15.6% and 23.9% above the one this edition replaces and above the no-growth floor, so the DIRECTION of the correction is certain across the entire range and only its size is not.</w:t>
+            </w:r>
+          </w:p>
+        </w:tc>
+        <w:tc>
+          <w:tcPr>
+            <w:tcW w:type="dxa" w:w="1080"/>
+          </w:tcPr>
+          <w:p>
+            <w:pPr>
+              <w:spacing w:after="20"/>
+              <w:jc w:val="right"/>
+            </w:pPr>
+            <w:r>
+              <w:rPr>
+                <w:color w:val="1C3A36"/>
+                <w:sz w:val="14"/>
+              </w:rPr>
+              <w:t>2026-02-18</w:t>
             </w:r>
           </w:p>
         </w:tc>
@@ -19218,7 +19291,7 @@
                 <w:color w:val="1C3A36"/>
                 <w:sz w:val="14"/>
               </w:rPr>
-              <w:t>g_term</w:t>
+              <w:t>g_term_real</w:t>
             </w:r>
           </w:p>
         </w:tc>
@@ -19236,7 +19309,7 @@
                 <w:color w:val="1C3A36"/>
                 <w:sz w:val="14"/>
               </w:rPr>
-              <w:t>0.025</w:t>
+              <w:t>0</w:t>
             </w:r>
           </w:p>
         </w:tc>
@@ -19254,7 +19327,7 @@
                 <w:color w:val="1C3A36"/>
                 <w:sz w:val="14"/>
               </w:rPr>
-              <w:t>Terminal growth 2.5%</w:t>
+              <w:t>Terminal REAL growth of ZERO: the business is assumed to hold its scale in real terms in perpetuity, and the nominal rate is computed from the long-run inflation this valuation uses throughout. The previous edition typed 2.50% nominal and its entire justification was the words 'Terminal growth 2.5%' — against a 2.0% long-run rate that is real growth of half a point a year, for ever, which nothing in the study argued for. A growth rate quoted only in nominal terms cannot be checked: nobody reading 2.5% can tell whether it means inflation plus half a point or inflation minus one.</w:t>
             </w:r>
           </w:p>
         </w:tc>
@@ -19272,7 +19345,7 @@
                 <w:color w:val="1C3A36"/>
                 <w:sz w:val="14"/>
               </w:rPr>
-              <w:t>2026-08-09</w:t>
+              <w:t>2026-09-04</w:t>
             </w:r>
           </w:p>
         </w:tc>

--- a/engine/modon_study/MODON_Bibliography_10-08-2026.docx
+++ b/engine/modon_study/MODON_Bibliography_10-08-2026.docx
@@ -15246,7 +15246,7 @@
                 <w:color w:val="1C3A36"/>
                 <w:sz w:val="14"/>
               </w:rPr>
-              <w:t>The LONGEST useful life the company discloses — buildings, from the property, plant and equipment accounting policy in the FY2025 consolidated statements, which gives plant 40 years, buildings 2 to 50, machinery and equipment 3 to 4, vehicles 3 to 5, office and computer equipment 2 to 5, furniture and fixtures 2 to 5, leasehold improvements the lower of the lease term or 10, and other assets 5. A WEIGHTED life CANNOT be derived here and none is invented: the note's own columns combine land with buildings (73% of gross cost, and land is not depreciated at all) and plant with machinery (a more than tenfold spread), and the charge-implied route is closed by AED 832mn of assets acquired through business combinations during the year. So the LONGEST disclosed life is taken DELIBERATELY, because it produces the LARGEST maintenance charge and therefore the LOWEST terminal of any life in the note — and the whole disclosed range is published beside it: every life from 2 to 50 years puts the terminal between 15.6% and 23.9% above the one this edition replaces and above the no-growth floor, so the DIRECTION of the correction is certain across the entire range and only its size is not.</w:t>
+              <w:t>The LONGEST useful life the company discloses — buildings, from the property, plant and equipment accounting policy in the FY2025 consolidated statements, which gives plant 40 years, buildings 2 to 50, machinery and equipment 3 to 4, vehicles 3 to 5, office and computer equipment 2 to 5, furniture and fixtures 2 to 5, leasehold improvements the lower of the lease term or 10, and other assets 5. A WEIGHTED life CANNOT be derived here and none is invented: the note's own columns combine land with buildings (73% of gross cost, and land is not depreciated at all) and plant with machinery (a more than tenfold spread), and the charge-implied route is closed by AED 832mn of assets acquired through business combinations during the year. So the LONGEST disclosed life is taken DELIBERATELY, because it produces the LARGEST maintenance charge and therefore the LOWEST terminal of any life in the note — and the whole disclosed range is published beside it: every life from 2 to 50 years puts the terminal between 10.7% and 18.6% above the one this edition replaces and above the no-growth marker, so the DIRECTION of the correction is certain across the entire range and only its size is not.</w:t>
             </w:r>
           </w:p>
         </w:tc>
